--- a/其它格式未转换/简历/白金玉-简历-AI评测.docx
+++ b/其它格式未转换/简历/白金玉-简历-AI评测.docx
@@ -1732,7 +1732,7 @@
           <w:color w:val="414141"/>
           <w:szCs w:val="21"/>
         </w:rPr>
-        <w:t>自2024 年 6 月至今，专注于全</w:t>
+        <w:t>自2024年6月至今，专注于全</w:t>
       </w:r>
       <w:proofErr w:type="gramStart"/>
       <w:r>
@@ -2538,7 +2538,7 @@
         <w:snapToGrid w:val="0"/>
         <w:spacing w:beforeLines="50" w:before="156" w:afterLines="50" w:after="156"/>
         <w:rPr>
-          <w:rFonts w:ascii="微软雅黑" w:hAnsi="微软雅黑"/>
+          <w:rFonts w:ascii="微软雅黑" w:hAnsi="微软雅黑" w:hint="eastAsia"/>
           <w:color w:val="414141"/>
           <w:sz w:val="20"/>
           <w:szCs w:val="20"/>
@@ -2624,7 +2624,7 @@
         <w:snapToGrid w:val="0"/>
         <w:spacing w:beforeLines="50" w:before="156" w:afterLines="50" w:after="156"/>
         <w:rPr>
-          <w:rFonts w:ascii="微软雅黑" w:hAnsi="微软雅黑"/>
+          <w:rFonts w:ascii="微软雅黑" w:hAnsi="微软雅黑" w:hint="eastAsia"/>
           <w:color w:val="414141"/>
           <w:sz w:val="20"/>
           <w:szCs w:val="20"/>
@@ -2657,7 +2657,7 @@
         <w:snapToGrid w:val="0"/>
         <w:spacing w:beforeLines="50" w:before="156" w:afterLines="50" w:after="156"/>
         <w:rPr>
-          <w:rFonts w:ascii="微软雅黑" w:hAnsi="微软雅黑"/>
+          <w:rFonts w:ascii="微软雅黑" w:hAnsi="微软雅黑" w:hint="eastAsia"/>
           <w:color w:val="414141"/>
           <w:sz w:val="20"/>
           <w:szCs w:val="20"/>
@@ -2690,7 +2690,7 @@
         <w:snapToGrid w:val="0"/>
         <w:spacing w:beforeLines="50" w:before="156" w:afterLines="50" w:after="156"/>
         <w:rPr>
-          <w:rFonts w:ascii="微软雅黑" w:hAnsi="微软雅黑"/>
+          <w:rFonts w:ascii="微软雅黑" w:hAnsi="微软雅黑" w:hint="eastAsia"/>
           <w:color w:val="414141"/>
           <w:sz w:val="20"/>
           <w:szCs w:val="20"/>
@@ -2723,7 +2723,7 @@
         <w:snapToGrid w:val="0"/>
         <w:spacing w:beforeLines="50" w:before="156" w:afterLines="50" w:after="156"/>
         <w:rPr>
-          <w:rFonts w:ascii="微软雅黑" w:hAnsi="微软雅黑"/>
+          <w:rFonts w:ascii="微软雅黑" w:hAnsi="微软雅黑" w:hint="eastAsia"/>
           <w:color w:val="414141"/>
           <w:sz w:val="20"/>
           <w:szCs w:val="20"/>
@@ -3270,7 +3270,7 @@
         <w:spacing w:beforeLines="50" w:before="156" w:afterLines="50" w:after="156"/>
         <w:ind w:leftChars="100" w:left="630" w:firstLineChars="0"/>
         <w:rPr>
-          <w:rFonts w:ascii="微软雅黑" w:eastAsia="微软雅黑" w:hAnsi="微软雅黑"/>
+          <w:rFonts w:ascii="微软雅黑" w:eastAsia="微软雅黑" w:hAnsi="微软雅黑" w:hint="eastAsia"/>
           <w:color w:val="414141"/>
           <w:sz w:val="20"/>
           <w:szCs w:val="20"/>
@@ -3299,7 +3299,7 @@
         <w:spacing w:beforeLines="50" w:before="156" w:afterLines="50" w:after="156"/>
         <w:ind w:leftChars="100" w:left="630" w:firstLineChars="0"/>
         <w:rPr>
-          <w:rFonts w:ascii="微软雅黑" w:eastAsia="微软雅黑" w:hAnsi="微软雅黑"/>
+          <w:rFonts w:ascii="微软雅黑" w:eastAsia="微软雅黑" w:hAnsi="微软雅黑" w:hint="eastAsia"/>
           <w:color w:val="414141"/>
           <w:sz w:val="20"/>
           <w:szCs w:val="20"/>
@@ -3327,7 +3327,7 @@
         <w:spacing w:beforeLines="50" w:before="156" w:afterLines="50" w:after="156"/>
         <w:ind w:leftChars="100" w:left="630" w:firstLineChars="0"/>
         <w:rPr>
-          <w:rFonts w:ascii="微软雅黑" w:eastAsia="微软雅黑" w:hAnsi="微软雅黑"/>
+          <w:rFonts w:ascii="微软雅黑" w:eastAsia="微软雅黑" w:hAnsi="微软雅黑" w:hint="eastAsia"/>
           <w:color w:val="414141"/>
           <w:sz w:val="20"/>
           <w:szCs w:val="20"/>
@@ -3508,7 +3508,7 @@
         <w:spacing w:beforeLines="50" w:before="156" w:afterLines="50" w:after="156"/>
         <w:ind w:leftChars="100" w:left="630" w:firstLineChars="0"/>
         <w:rPr>
-          <w:rFonts w:ascii="微软雅黑" w:eastAsia="微软雅黑" w:hAnsi="微软雅黑"/>
+          <w:rFonts w:ascii="微软雅黑" w:eastAsia="微软雅黑" w:hAnsi="微软雅黑" w:hint="eastAsia"/>
           <w:color w:val="414141"/>
           <w:sz w:val="20"/>
           <w:szCs w:val="20"/>
@@ -3581,7 +3581,7 @@
         <w:spacing w:beforeLines="50" w:before="156" w:afterLines="50" w:after="156"/>
         <w:ind w:leftChars="100" w:left="630" w:firstLineChars="0"/>
         <w:rPr>
-          <w:rFonts w:ascii="微软雅黑" w:eastAsia="微软雅黑" w:hAnsi="微软雅黑"/>
+          <w:rFonts w:ascii="微软雅黑" w:eastAsia="微软雅黑" w:hAnsi="微软雅黑" w:hint="eastAsia"/>
           <w:color w:val="414141"/>
           <w:sz w:val="20"/>
           <w:szCs w:val="20"/>
@@ -3638,7 +3638,7 @@
         <w:spacing w:beforeLines="50" w:before="156" w:afterLines="50" w:after="156"/>
         <w:ind w:leftChars="100" w:left="630" w:firstLineChars="0"/>
         <w:rPr>
-          <w:rFonts w:ascii="微软雅黑" w:eastAsia="微软雅黑" w:hAnsi="微软雅黑"/>
+          <w:rFonts w:ascii="微软雅黑" w:eastAsia="微软雅黑" w:hAnsi="微软雅黑" w:hint="eastAsia"/>
           <w:color w:val="414141"/>
           <w:sz w:val="20"/>
           <w:szCs w:val="20"/>
@@ -4266,7 +4266,7 @@
         <w:spacing w:beforeLines="50" w:before="156" w:afterLines="50" w:after="156"/>
         <w:ind w:leftChars="100" w:left="630" w:firstLineChars="0"/>
         <w:rPr>
-          <w:rFonts w:ascii="微软雅黑" w:eastAsia="微软雅黑" w:hAnsi="微软雅黑"/>
+          <w:rFonts w:ascii="微软雅黑" w:eastAsia="微软雅黑" w:hAnsi="微软雅黑" w:hint="eastAsia"/>
           <w:color w:val="414141"/>
           <w:sz w:val="20"/>
           <w:szCs w:val="20"/>
@@ -5170,7 +5170,7 @@
         <w:ind w:leftChars="50" w:left="525" w:firstLineChars="0"/>
         <w:jc w:val="left"/>
         <w:rPr>
-          <w:rFonts w:ascii="微软雅黑" w:eastAsia="微软雅黑" w:hAnsi="微软雅黑"/>
+          <w:rFonts w:ascii="微软雅黑" w:eastAsia="微软雅黑" w:hAnsi="微软雅黑" w:hint="eastAsia"/>
           <w:b/>
           <w:bCs/>
           <w:color w:val="414141"/>
@@ -5329,7 +5329,7 @@
         <w:snapToGrid w:val="0"/>
         <w:spacing w:beforeLines="50" w:before="156" w:afterLines="50" w:after="156"/>
         <w:rPr>
-          <w:rFonts w:ascii="微软雅黑" w:hAnsi="微软雅黑"/>
+          <w:rFonts w:ascii="微软雅黑" w:hAnsi="微软雅黑" w:hint="eastAsia"/>
           <w:b/>
           <w:bCs/>
           <w:color w:val="414141"/>
@@ -5509,7 +5509,7 @@
         <w:ind w:leftChars="50" w:left="525" w:firstLineChars="0"/>
         <w:jc w:val="left"/>
         <w:rPr>
-          <w:rFonts w:ascii="微软雅黑" w:eastAsia="微软雅黑" w:hAnsi="微软雅黑"/>
+          <w:rFonts w:ascii="微软雅黑" w:eastAsia="微软雅黑" w:hAnsi="微软雅黑" w:hint="eastAsia"/>
           <w:color w:val="414141"/>
           <w:sz w:val="20"/>
           <w:szCs w:val="20"/>
@@ -5547,7 +5547,7 @@
         <w:ind w:leftChars="50" w:left="525" w:firstLineChars="0"/>
         <w:jc w:val="left"/>
         <w:rPr>
-          <w:rFonts w:ascii="微软雅黑" w:eastAsia="微软雅黑" w:hAnsi="微软雅黑"/>
+          <w:rFonts w:ascii="微软雅黑" w:eastAsia="微软雅黑" w:hAnsi="微软雅黑" w:hint="eastAsia"/>
           <w:color w:val="414141"/>
           <w:sz w:val="20"/>
           <w:szCs w:val="20"/>
@@ -7200,6 +7200,7 @@
   <w:style w:type="character" w:default="1" w:styleId="a0">
     <w:name w:val="Default Paragraph Font"/>
     <w:uiPriority w:val="1"/>
+    <w:semiHidden/>
     <w:unhideWhenUsed/>
   </w:style>
   <w:style w:type="table" w:default="1" w:styleId="a1">
